--- a/Backend/Director_Disclosure/Output_Disclosures/2024-25/ADANI_WIND_ENERGY_KUTCHH_THREE_LIMITED/DIR-8/DIR8_Raj_Kumar_Jain_07414460.docx
+++ b/Backend/Director_Disclosure/Output_Disclosures/2024-25/ADANI_WIND_ENERGY_KUTCHH_THREE_LIMITED/DIR-8/DIR8_Raj_Kumar_Jain_07414460.docx
@@ -189,7 +189,7 @@
           <w:b w:val="0"/>
           <w:sz w:val="23"/>
         </w:rPr>
-        <w:t>I, Raj Kumar Jain, son/daughter of Mr. Mr. Tara Chand Jain, resident of 5/104 Paras Ram Nagar, Dher Ka Balaji, Jaipur - 302012, Rajasthan, India, India hereby give notice that I am/was a Director in the following companies during the last three years:-</w:t>
+        <w:t>I, RAJ KUMAR JAIN, son/daughter of Mr. Mr. Tara Chand Jain, resident of 5/104 Paras Ram Nagar, Dher Ka Balaji, Jaipur - 302012, Rajasthan, India, India hereby give notice that I am/was a Director in the following companies during the last three years:-</w:t>
       </w:r>
     </w:p>
     <w:p>
@@ -550,7 +550,7 @@
                 <w:b w:val="0"/>
                 <w:sz w:val="23"/>
               </w:rPr>
-              <w:t>WIND ONE RENERGY LIMITED</w:t>
+              <w:t>WIND THREE RENERGY LIMITED</w:t>
             </w:r>
           </w:p>
         </w:tc>
@@ -620,7 +620,7 @@
                 <w:b w:val="0"/>
                 <w:sz w:val="23"/>
               </w:rPr>
-              <w:t>WIND THREE RENERGY LIMITED</w:t>
+              <w:t>WIND ONE RENERGY LIMITED</w:t>
             </w:r>
           </w:p>
         </w:tc>
@@ -1040,6 +1040,76 @@
                 <w:b w:val="0"/>
                 <w:sz w:val="23"/>
               </w:rPr>
+              <w:t>ADANI GREEN ENERGY (TAMILNADU) LIMITED</w:t>
+            </w:r>
+          </w:p>
+        </w:tc>
+        <w:tc>
+          <w:tcPr>
+            <w:tcW w:type="dxa" w:w="2610"/>
+          </w:tcPr>
+          <w:p>
+            <w:pPr>
+              <w:spacing w:after="0"/>
+              <w:jc w:val="center"/>
+            </w:pPr>
+            <w:r>
+              <w:rPr>
+                <w:rFonts w:ascii="Adani" w:hAnsi="Adani" w:eastAsia="Adani" w:cs="Adani"/>
+                <w:b w:val="0"/>
+                <w:sz w:val="23"/>
+              </w:rPr>
+              <w:t>08/11/2017</w:t>
+            </w:r>
+          </w:p>
+        </w:tc>
+        <w:tc>
+          <w:tcPr>
+            <w:tcW w:type="dxa" w:w="2250"/>
+          </w:tcPr>
+          <w:p>
+            <w:pPr>
+              <w:spacing w:after="0"/>
+              <w:jc w:val="center"/>
+            </w:pPr>
+          </w:p>
+        </w:tc>
+      </w:tr>
+      <w:tr>
+        <w:tc>
+          <w:tcPr>
+            <w:tcW w:type="dxa" w:w="636"/>
+          </w:tcPr>
+          <w:p>
+            <w:pPr>
+              <w:spacing w:after="0"/>
+              <w:ind w:left="360"/>
+            </w:pPr>
+            <w:r>
+              <w:rPr>
+                <w:rFonts w:ascii="Adani" w:hAnsi="Adani" w:eastAsia="Adani" w:cs="Adani"/>
+                <w:b w:val="0"/>
+                <w:sz w:val="23"/>
+              </w:rPr>
+              <w:t>12</w:t>
+            </w:r>
+          </w:p>
+        </w:tc>
+        <w:tc>
+          <w:tcPr>
+            <w:tcW w:type="dxa" w:w="3864"/>
+          </w:tcPr>
+          <w:p>
+            <w:pPr>
+              <w:spacing w:after="0"/>
+              <w:jc w:val="both"/>
+            </w:pPr>
+            <w:r>
+              <w:rPr>
+                <w:rFonts w:ascii="Adani" w:hAnsi="Adani" w:eastAsia="Adani" w:cs="Adani"/>
+                <w:b w:val="0"/>
+                <w:sz w:val="23"/>
+              </w:rPr>
               <w:t>RAMNAD SOLAR POWER LIMITED</w:t>
             </w:r>
           </w:p>
@@ -1060,6 +1130,146 @@
                 <w:sz w:val="23"/>
               </w:rPr>
               <w:t>08/11/2017</w:t>
+            </w:r>
+          </w:p>
+        </w:tc>
+        <w:tc>
+          <w:tcPr>
+            <w:tcW w:type="dxa" w:w="2250"/>
+          </w:tcPr>
+          <w:p>
+            <w:pPr>
+              <w:spacing w:after="0"/>
+              <w:jc w:val="center"/>
+            </w:pPr>
+          </w:p>
+        </w:tc>
+      </w:tr>
+      <w:tr>
+        <w:tc>
+          <w:tcPr>
+            <w:tcW w:type="dxa" w:w="636"/>
+          </w:tcPr>
+          <w:p>
+            <w:pPr>
+              <w:spacing w:after="0"/>
+              <w:ind w:left="360"/>
+            </w:pPr>
+            <w:r>
+              <w:rPr>
+                <w:rFonts w:ascii="Adani" w:hAnsi="Adani" w:eastAsia="Adani" w:cs="Adani"/>
+                <w:b w:val="0"/>
+                <w:sz w:val="23"/>
+              </w:rPr>
+              <w:t>13</w:t>
+            </w:r>
+          </w:p>
+        </w:tc>
+        <w:tc>
+          <w:tcPr>
+            <w:tcW w:type="dxa" w:w="3864"/>
+          </w:tcPr>
+          <w:p>
+            <w:pPr>
+              <w:spacing w:after="0"/>
+              <w:jc w:val="both"/>
+            </w:pPr>
+            <w:r>
+              <w:rPr>
+                <w:rFonts w:ascii="Adani" w:hAnsi="Adani" w:eastAsia="Adani" w:cs="Adani"/>
+                <w:b w:val="0"/>
+                <w:sz w:val="23"/>
+              </w:rPr>
+              <w:t>ADANI WIND ENERGY (GUJARAT) PRIVATE LIMITED</w:t>
+            </w:r>
+          </w:p>
+        </w:tc>
+        <w:tc>
+          <w:tcPr>
+            <w:tcW w:type="dxa" w:w="2610"/>
+          </w:tcPr>
+          <w:p>
+            <w:pPr>
+              <w:spacing w:after="0"/>
+              <w:jc w:val="center"/>
+            </w:pPr>
+            <w:r>
+              <w:rPr>
+                <w:rFonts w:ascii="Adani" w:hAnsi="Adani" w:eastAsia="Adani" w:cs="Adani"/>
+                <w:b w:val="0"/>
+                <w:sz w:val="23"/>
+              </w:rPr>
+              <w:t>21/01/2017</w:t>
+            </w:r>
+          </w:p>
+        </w:tc>
+        <w:tc>
+          <w:tcPr>
+            <w:tcW w:type="dxa" w:w="2250"/>
+          </w:tcPr>
+          <w:p>
+            <w:pPr>
+              <w:spacing w:after="0"/>
+              <w:jc w:val="center"/>
+            </w:pPr>
+          </w:p>
+        </w:tc>
+      </w:tr>
+      <w:tr>
+        <w:tc>
+          <w:tcPr>
+            <w:tcW w:type="dxa" w:w="636"/>
+          </w:tcPr>
+          <w:p>
+            <w:pPr>
+              <w:spacing w:after="0"/>
+              <w:ind w:left="360"/>
+            </w:pPr>
+            <w:r>
+              <w:rPr>
+                <w:rFonts w:ascii="Adani" w:hAnsi="Adani" w:eastAsia="Adani" w:cs="Adani"/>
+                <w:b w:val="0"/>
+                <w:sz w:val="23"/>
+              </w:rPr>
+              <w:t>14</w:t>
+            </w:r>
+          </w:p>
+        </w:tc>
+        <w:tc>
+          <w:tcPr>
+            <w:tcW w:type="dxa" w:w="3864"/>
+          </w:tcPr>
+          <w:p>
+            <w:pPr>
+              <w:spacing w:after="0"/>
+              <w:jc w:val="both"/>
+            </w:pPr>
+            <w:r>
+              <w:rPr>
+                <w:rFonts w:ascii="Adani" w:hAnsi="Adani" w:eastAsia="Adani" w:cs="Adani"/>
+                <w:b w:val="0"/>
+                <w:sz w:val="23"/>
+              </w:rPr>
+              <w:t>MISHA ORGANIC FARMS LLP</w:t>
+            </w:r>
+          </w:p>
+        </w:tc>
+        <w:tc>
+          <w:tcPr>
+            <w:tcW w:type="dxa" w:w="2610"/>
+          </w:tcPr>
+          <w:p>
+            <w:pPr>
+              <w:spacing w:after="0"/>
+              <w:jc w:val="center"/>
+            </w:pPr>
+            <w:r>
+              <w:rPr>
+                <w:rFonts w:ascii="Adani" w:hAnsi="Adani" w:eastAsia="Adani" w:cs="Adani"/>
+                <w:b w:val="0"/>
+                <w:sz w:val="23"/>
+              </w:rPr>
+              <w:t>02/02/2016</w:t>
             </w:r>
           </w:p>
         </w:tc>
@@ -1131,7 +1341,7 @@
         </w:rPr>
         <w:t xml:space="preserve">Name           </w:t>
         <w:tab/>
-        <w:t xml:space="preserve">:  Raj Kumar Jain</w:t>
+        <w:t xml:space="preserve">:  RAJ KUMAR JAIN</w:t>
       </w:r>
     </w:p>
     <w:p>
@@ -1175,7 +1385,7 @@
           <w:b w:val="0"/>
           <w:sz w:val="23"/>
         </w:rPr>
-        <w:t xml:space="preserve">Date: 07th May, 2026</w:t>
+        <w:t xml:space="preserve">Date: 15th May, 2026</w:t>
         <w:tab/>
       </w:r>
     </w:p>

--- a/Backend/Director_Disclosure/Output_Disclosures/2024-25/ADANI_WIND_ENERGY_KUTCHH_THREE_LIMITED/DIR-8/DIR8_Raj_Kumar_Jain_07414460.docx
+++ b/Backend/Director_Disclosure/Output_Disclosures/2024-25/ADANI_WIND_ENERGY_KUTCHH_THREE_LIMITED/DIR-8/DIR8_Raj_Kumar_Jain_07414460.docx
@@ -1040,216 +1040,6 @@
                 <w:b w:val="0"/>
                 <w:sz w:val="23"/>
               </w:rPr>
-              <w:t>ADANI GREEN ENERGY (TAMILNADU) LIMITED</w:t>
-            </w:r>
-          </w:p>
-        </w:tc>
-        <w:tc>
-          <w:tcPr>
-            <w:tcW w:type="dxa" w:w="2610"/>
-          </w:tcPr>
-          <w:p>
-            <w:pPr>
-              <w:spacing w:after="0"/>
-              <w:jc w:val="center"/>
-            </w:pPr>
-            <w:r>
-              <w:rPr>
-                <w:rFonts w:ascii="Adani" w:hAnsi="Adani" w:eastAsia="Adani" w:cs="Adani"/>
-                <w:b w:val="0"/>
-                <w:sz w:val="23"/>
-              </w:rPr>
-              <w:t>08/11/2017</w:t>
-            </w:r>
-          </w:p>
-        </w:tc>
-        <w:tc>
-          <w:tcPr>
-            <w:tcW w:type="dxa" w:w="2250"/>
-          </w:tcPr>
-          <w:p>
-            <w:pPr>
-              <w:spacing w:after="0"/>
-              <w:jc w:val="center"/>
-            </w:pPr>
-          </w:p>
-        </w:tc>
-      </w:tr>
-      <w:tr>
-        <w:tc>
-          <w:tcPr>
-            <w:tcW w:type="dxa" w:w="636"/>
-          </w:tcPr>
-          <w:p>
-            <w:pPr>
-              <w:spacing w:after="0"/>
-              <w:ind w:left="360"/>
-            </w:pPr>
-            <w:r>
-              <w:rPr>
-                <w:rFonts w:ascii="Adani" w:hAnsi="Adani" w:eastAsia="Adani" w:cs="Adani"/>
-                <w:b w:val="0"/>
-                <w:sz w:val="23"/>
-              </w:rPr>
-              <w:t>12</w:t>
-            </w:r>
-          </w:p>
-        </w:tc>
-        <w:tc>
-          <w:tcPr>
-            <w:tcW w:type="dxa" w:w="3864"/>
-          </w:tcPr>
-          <w:p>
-            <w:pPr>
-              <w:spacing w:after="0"/>
-              <w:jc w:val="both"/>
-            </w:pPr>
-            <w:r>
-              <w:rPr>
-                <w:rFonts w:ascii="Adani" w:hAnsi="Adani" w:eastAsia="Adani" w:cs="Adani"/>
-                <w:b w:val="0"/>
-                <w:sz w:val="23"/>
-              </w:rPr>
-              <w:t>RAMNAD SOLAR POWER LIMITED</w:t>
-            </w:r>
-          </w:p>
-        </w:tc>
-        <w:tc>
-          <w:tcPr>
-            <w:tcW w:type="dxa" w:w="2610"/>
-          </w:tcPr>
-          <w:p>
-            <w:pPr>
-              <w:spacing w:after="0"/>
-              <w:jc w:val="center"/>
-            </w:pPr>
-            <w:r>
-              <w:rPr>
-                <w:rFonts w:ascii="Adani" w:hAnsi="Adani" w:eastAsia="Adani" w:cs="Adani"/>
-                <w:b w:val="0"/>
-                <w:sz w:val="23"/>
-              </w:rPr>
-              <w:t>08/11/2017</w:t>
-            </w:r>
-          </w:p>
-        </w:tc>
-        <w:tc>
-          <w:tcPr>
-            <w:tcW w:type="dxa" w:w="2250"/>
-          </w:tcPr>
-          <w:p>
-            <w:pPr>
-              <w:spacing w:after="0"/>
-              <w:jc w:val="center"/>
-            </w:pPr>
-          </w:p>
-        </w:tc>
-      </w:tr>
-      <w:tr>
-        <w:tc>
-          <w:tcPr>
-            <w:tcW w:type="dxa" w:w="636"/>
-          </w:tcPr>
-          <w:p>
-            <w:pPr>
-              <w:spacing w:after="0"/>
-              <w:ind w:left="360"/>
-            </w:pPr>
-            <w:r>
-              <w:rPr>
-                <w:rFonts w:ascii="Adani" w:hAnsi="Adani" w:eastAsia="Adani" w:cs="Adani"/>
-                <w:b w:val="0"/>
-                <w:sz w:val="23"/>
-              </w:rPr>
-              <w:t>13</w:t>
-            </w:r>
-          </w:p>
-        </w:tc>
-        <w:tc>
-          <w:tcPr>
-            <w:tcW w:type="dxa" w:w="3864"/>
-          </w:tcPr>
-          <w:p>
-            <w:pPr>
-              <w:spacing w:after="0"/>
-              <w:jc w:val="both"/>
-            </w:pPr>
-            <w:r>
-              <w:rPr>
-                <w:rFonts w:ascii="Adani" w:hAnsi="Adani" w:eastAsia="Adani" w:cs="Adani"/>
-                <w:b w:val="0"/>
-                <w:sz w:val="23"/>
-              </w:rPr>
-              <w:t>ADANI WIND ENERGY (GUJARAT) PRIVATE LIMITED</w:t>
-            </w:r>
-          </w:p>
-        </w:tc>
-        <w:tc>
-          <w:tcPr>
-            <w:tcW w:type="dxa" w:w="2610"/>
-          </w:tcPr>
-          <w:p>
-            <w:pPr>
-              <w:spacing w:after="0"/>
-              <w:jc w:val="center"/>
-            </w:pPr>
-            <w:r>
-              <w:rPr>
-                <w:rFonts w:ascii="Adani" w:hAnsi="Adani" w:eastAsia="Adani" w:cs="Adani"/>
-                <w:b w:val="0"/>
-                <w:sz w:val="23"/>
-              </w:rPr>
-              <w:t>21/01/2017</w:t>
-            </w:r>
-          </w:p>
-        </w:tc>
-        <w:tc>
-          <w:tcPr>
-            <w:tcW w:type="dxa" w:w="2250"/>
-          </w:tcPr>
-          <w:p>
-            <w:pPr>
-              <w:spacing w:after="0"/>
-              <w:jc w:val="center"/>
-            </w:pPr>
-          </w:p>
-        </w:tc>
-      </w:tr>
-      <w:tr>
-        <w:tc>
-          <w:tcPr>
-            <w:tcW w:type="dxa" w:w="636"/>
-          </w:tcPr>
-          <w:p>
-            <w:pPr>
-              <w:spacing w:after="0"/>
-              <w:ind w:left="360"/>
-            </w:pPr>
-            <w:r>
-              <w:rPr>
-                <w:rFonts w:ascii="Adani" w:hAnsi="Adani" w:eastAsia="Adani" w:cs="Adani"/>
-                <w:b w:val="0"/>
-                <w:sz w:val="23"/>
-              </w:rPr>
-              <w:t>14</w:t>
-            </w:r>
-          </w:p>
-        </w:tc>
-        <w:tc>
-          <w:tcPr>
-            <w:tcW w:type="dxa" w:w="3864"/>
-          </w:tcPr>
-          <w:p>
-            <w:pPr>
-              <w:spacing w:after="0"/>
-              <w:jc w:val="both"/>
-            </w:pPr>
-            <w:r>
-              <w:rPr>
-                <w:rFonts w:ascii="Adani" w:hAnsi="Adani" w:eastAsia="Adani" w:cs="Adani"/>
-                <w:b w:val="0"/>
-                <w:sz w:val="23"/>
-              </w:rPr>
               <w:t>MISHA ORGANIC FARMS LLP</w:t>
             </w:r>
           </w:p>
@@ -1385,7 +1175,7 @@
           <w:b w:val="0"/>
           <w:sz w:val="23"/>
         </w:rPr>
-        <w:t xml:space="preserve">Date: 15th May, 2026</w:t>
+        <w:t xml:space="preserve">Date: 08th June, 2026</w:t>
         <w:tab/>
       </w:r>
     </w:p>
